--- a/public/programas/Programa_Basico2_Octubre_2026.docx
+++ b/public/programas/Programa_Basico2_Octubre_2026.docx
@@ -79,7 +79,7 @@
           <w:sz w:val="48"/>
           <w:szCs w:val="48"/>
         </w:rPr>
-        <w:t xml:space="preserve">Básico 2</w:t>
+        <w:t xml:space="preserve">Básico 2 (A1.2)</w:t>
       </w:r>
     </w:p>
     <w:p>
@@ -96,7 +96,7 @@
           <w:sz w:val="24"/>
           <w:szCs w:val="24"/>
         </w:rPr>
-        <w:t xml:space="preserve">Tu primer año coreano</w:t>
+        <w:t xml:space="preserve">Pasado, presente y futuro</w:t>
       </w:r>
     </w:p>
     <w:p>
@@ -126,7 +126,7 @@
           <w:sz w:val="23"/>
           <w:szCs w:val="23"/>
         </w:rPr>
-        <w:t xml:space="preserve">A1.2 → A2 · requiere Básico 1 (o quiz de nivel)</w:t>
+        <w:t xml:space="preserve">Paso 2 de la escalera · Requiere Básico 1 (A1.1) o el Nivel 1 de julio</w:t>
       </w:r>
     </w:p>
     <w:p>
@@ -141,7 +141,7 @@
           <w:sz w:val="23"/>
           <w:szCs w:val="23"/>
         </w:rPr>
-        <w:t xml:space="preserve">Miércoles 21:00 hora Chile · Prof. Jay (김재희)</w:t>
+        <w:t xml:space="preserve">Miércoles 21:00 hora Chile · Jay Kim · 김재희</w:t>
       </w:r>
     </w:p>
     <w:p>
@@ -171,7 +171,7 @@
           <w:sz w:val="23"/>
           <w:szCs w:val="23"/>
         </w:rPr>
-        <w:t xml:space="preserve">US$150 pago único · o US$75/mes × 2</w:t>
+        <w:t xml:space="preserve">US$150 el curso completo · o 2 cuotas de US$75</w:t>
       </w:r>
     </w:p>
     <w:p>
@@ -271,7 +271,7 @@
           <w:sz w:val="22"/>
           <w:szCs w:val="22"/>
         </w:rPr>
-        <w:t xml:space="preserve">El curso que te lleva del presente al pasado y al futuro: cuentas lo que hiciste, planeas lo que harás y sumas las partículas que hacen sonar natural tu coreano. Termina con el examen A2 de la casa.</w:t>
+        <w:t xml:space="preserve">La continuación directa de Básico 1 (y del Nivel 1 de julio): del presente al pasado y al futuro. Cuentas lo que hiciste, planeas lo que harás y sumas las partículas que hacen sonar natural tu coreano. Termina con el examen A2 de la casa.</w:t>
       </w:r>
     </w:p>
     <w:tbl>
@@ -405,7 +405,7 @@
                 <w:sz w:val="20"/>
                 <w:szCs w:val="20"/>
               </w:rPr>
-              <w:t xml:space="preserve">A1.2 → A2 · requiere Básico 1 (o quiz de nivel)</w:t>
+              <w:t xml:space="preserve">A1.2 · requiere Básico 1 (A1.1) o el Nivel 1 de julio</w:t>
             </w:r>
           </w:p>
         </w:tc>
@@ -521,7 +521,7 @@
                 <w:sz w:val="20"/>
                 <w:szCs w:val="20"/>
               </w:rPr>
-              <w:t xml:space="preserve">Miércoles 21:00 (hora Chile) · Prof. Jay (김재희)</w:t>
+              <w:t xml:space="preserve">Miércoles 21:00 (hora Chile) · Jay Kim · 김재희</w:t>
             </w:r>
           </w:p>
         </w:tc>
@@ -753,7 +753,7 @@
                 <w:sz w:val="20"/>
                 <w:szCs w:val="20"/>
               </w:rPr>
-              <w:t xml:space="preserve">US$150 pago único · o US$75/mes × 2</w:t>
+              <w:t xml:space="preserve">US$150 el curso completo · o 2 cuotas de US$75</w:t>
             </w:r>
           </w:p>
         </w:tc>
@@ -3110,7 +3110,7 @@
           <w:sz w:val="18"/>
           <w:szCs w:val="18"/>
         </w:rPr>
-        <w:t xml:space="preserve">España cambia de hora el 25 de octubre y EE.UU. el 1 de noviembre (la tabla muestra antes → después). Chile, Argentina, México, Colombia, Perú y Corea no cambian durante el curso.</w:t>
+        <w:t xml:space="preserve">España cambia de hora el 25 de octubre y EE.UU. el 1 de noviembre (se muestra antes → después). Chile, Argentina, México, Colombia, Perú y Corea no cambian durante el curso.</w:t>
       </w:r>
     </w:p>
     <w:p>
@@ -3156,7 +3156,7 @@
           <w:sz w:val="22"/>
           <w:szCs w:val="22"/>
         </w:rPr>
-        <w:t xml:space="preserve">Precio: US$150 pago único · o US$75/mes × 2. Mismo precio para todos los cursos de la academia.</w:t>
+        <w:t xml:space="preserve">Precio: US$150 el curso completo · o 2 cuotas de US$75. Mismo precio para todos los cursos de la academia.</w:t>
       </w:r>
     </w:p>
     <w:p>
@@ -3397,7 +3397,7 @@
         <w:sz w:val="16"/>
         <w:szCs w:val="16"/>
       </w:rPr>
-      <w:t xml:space="preserve">Academia Seúl · Programa Básico 2 · Octubre 2026</w:t>
+      <w:t xml:space="preserve">Academia Seúl · Programa Básico 2 (A1.2) · Octubre 2026</w:t>
     </w:r>
   </w:p>
 </w:hdr>

--- a/public/programas/Programa_Basico2_Octubre_2026.docx
+++ b/public/programas/Programa_Basico2_Octubre_2026.docx
@@ -464,7 +464,7 @@
                 <w:sz w:val="20"/>
                 <w:szCs w:val="20"/>
               </w:rPr>
-              <w:t xml:space="preserve">8 semanas · 1 clase en vivo por semana · 60 minutos · Semana del 5 de octubre de 2026 → semana del 23 de noviembre de 2026</w:t>
+              <w:t xml:space="preserve">8 semanas · 1 clase en vivo por semana · 60 minutos · Semana del 12 de octubre de 2026 → semana del 30 de noviembre de 2026</w:t>
             </w:r>
           </w:p>
         </w:tc>
@@ -1185,7 +1185,7 @@
                 <w:sz w:val="20"/>
                 <w:szCs w:val="20"/>
               </w:rPr>
-              <w:t xml:space="preserve">mié 7 oct</w:t>
+              <w:t xml:space="preserve">mié 14 oct</w:t>
             </w:r>
           </w:p>
         </w:tc>
@@ -1298,7 +1298,7 @@
                 <w:sz w:val="20"/>
                 <w:szCs w:val="20"/>
               </w:rPr>
-              <w:t xml:space="preserve">mié 14 oct</w:t>
+              <w:t xml:space="preserve">mié 21 oct</w:t>
             </w:r>
           </w:p>
         </w:tc>
@@ -1411,7 +1411,7 @@
                 <w:sz w:val="20"/>
                 <w:szCs w:val="20"/>
               </w:rPr>
-              <w:t xml:space="preserve">mié 21 oct</w:t>
+              <w:t xml:space="preserve">mié 28 oct</w:t>
             </w:r>
           </w:p>
         </w:tc>
@@ -1524,7 +1524,7 @@
                 <w:sz w:val="20"/>
                 <w:szCs w:val="20"/>
               </w:rPr>
-              <w:t xml:space="preserve">mié 28 oct</w:t>
+              <w:t xml:space="preserve">mié 4 nov</w:t>
             </w:r>
           </w:p>
         </w:tc>
@@ -1637,7 +1637,7 @@
                 <w:sz w:val="20"/>
                 <w:szCs w:val="20"/>
               </w:rPr>
-              <w:t xml:space="preserve">mié 4 nov</w:t>
+              <w:t xml:space="preserve">mié 11 nov</w:t>
             </w:r>
           </w:p>
         </w:tc>
@@ -1750,7 +1750,7 @@
                 <w:sz w:val="20"/>
                 <w:szCs w:val="20"/>
               </w:rPr>
-              <w:t xml:space="preserve">mié 11 nov</w:t>
+              <w:t xml:space="preserve">mié 18 nov</w:t>
             </w:r>
           </w:p>
         </w:tc>
@@ -1863,7 +1863,7 @@
                 <w:sz w:val="20"/>
                 <w:szCs w:val="20"/>
               </w:rPr>
-              <w:t xml:space="preserve">mié 18 nov</w:t>
+              <w:t xml:space="preserve">mié 25 nov</w:t>
             </w:r>
           </w:p>
         </w:tc>
@@ -1976,7 +1976,7 @@
                 <w:sz w:val="20"/>
                 <w:szCs w:val="20"/>
               </w:rPr>
-              <w:t xml:space="preserve">mié 25 nov</w:t>
+              <w:t xml:space="preserve">mié 2 dic</w:t>
             </w:r>
           </w:p>
         </w:tc>

--- a/public/programas/Programa_Basico2_Octubre_2026.docx
+++ b/public/programas/Programa_Basico2_Octubre_2026.docx
@@ -2095,7 +2095,7 @@
           <w:sz w:val="22"/>
           <w:szCs w:val="22"/>
         </w:rPr>
-        <w:t xml:space="preserve">Lector de Hangul (academiaseul.com/lector-hangul): 10–15 minutos al día. Es gratis, tiene audio nativo y va rotando los ejercicios para que nunca sea la misma práctica.</w:t>
+        <w:t xml:space="preserve">Lector de Hangul (academiaseul.com/lector-coreano): 10–15 minutos al día. Es gratis, tiene audio nativo y va rotando los ejercicios para que nunca sea la misma práctica.</w:t>
       </w:r>
     </w:p>
     <w:p>

--- a/public/programas/Programa_Basico2_Octubre_2026.docx
+++ b/public/programas/Programa_Basico2_Octubre_2026.docx
@@ -991,7 +991,7 @@
           <w:sz w:val="22"/>
           <w:szCs w:val="22"/>
         </w:rPr>
-        <w:t xml:space="preserve">. El drilling pesado (leer sílabas, memorizar números) se hace de tarea en el Lector de Hangul con audio nativo, así la hora en vivo se usa para hablar y ser corregido.</w:t>
+        <w:t xml:space="preserve">. La práctica de lectura (sílabas, números) se hace de tarea en el Lector de Hangul con audio nativo, así la hora en vivo se usa para hablar y ser corregido.</w:t>
       </w:r>
     </w:p>
     <w:tbl>
@@ -2259,7 +2259,7 @@
                 <w:sz w:val="21"/>
                 <w:szCs w:val="21"/>
               </w:rPr>
-              <w:t xml:space="preserve">Conversacional A2.1 con la Prof.ª Abby (profesora nativa) — o Preparación TOPIK I si vas por el examen.</w:t>
+              <w:t xml:space="preserve">Conversacional 1 (A2.1) con la Prof.ª Abby, profesora nativa: más de la mitad de cada clase es conversación.</w:t>
             </w:r>
           </w:p>
         </w:tc>

--- a/public/programas/Programa_Basico2_Octubre_2026.docx
+++ b/public/programas/Programa_Basico2_Octubre_2026.docx
@@ -464,7 +464,7 @@
                 <w:sz w:val="20"/>
                 <w:szCs w:val="20"/>
               </w:rPr>
-              <w:t xml:space="preserve">8 semanas · 1 clase en vivo por semana · 60 minutos · Semana del 12 de octubre de 2026 → semana del 30 de noviembre de 2026</w:t>
+              <w:t xml:space="preserve">8 semanas · 1 clase en vivo por semana · 60 minutos · Semana del 19 de octubre de 2026 → semana del 7 de diciembre de 2026</w:t>
             </w:r>
           </w:p>
         </w:tc>
@@ -1185,7 +1185,7 @@
                 <w:sz w:val="20"/>
                 <w:szCs w:val="20"/>
               </w:rPr>
-              <w:t xml:space="preserve">mié 14 oct</w:t>
+              <w:t xml:space="preserve">mié 21 oct</w:t>
             </w:r>
           </w:p>
         </w:tc>
@@ -1298,7 +1298,7 @@
                 <w:sz w:val="20"/>
                 <w:szCs w:val="20"/>
               </w:rPr>
-              <w:t xml:space="preserve">mié 21 oct</w:t>
+              <w:t xml:space="preserve">mié 28 oct</w:t>
             </w:r>
           </w:p>
         </w:tc>
@@ -1411,7 +1411,7 @@
                 <w:sz w:val="20"/>
                 <w:szCs w:val="20"/>
               </w:rPr>
-              <w:t xml:space="preserve">mié 28 oct</w:t>
+              <w:t xml:space="preserve">mié 4 nov</w:t>
             </w:r>
           </w:p>
         </w:tc>
@@ -1524,7 +1524,7 @@
                 <w:sz w:val="20"/>
                 <w:szCs w:val="20"/>
               </w:rPr>
-              <w:t xml:space="preserve">mié 4 nov</w:t>
+              <w:t xml:space="preserve">mié 11 nov</w:t>
             </w:r>
           </w:p>
         </w:tc>
@@ -1637,7 +1637,7 @@
                 <w:sz w:val="20"/>
                 <w:szCs w:val="20"/>
               </w:rPr>
-              <w:t xml:space="preserve">mié 11 nov</w:t>
+              <w:t xml:space="preserve">mié 18 nov</w:t>
             </w:r>
           </w:p>
         </w:tc>
@@ -1750,7 +1750,7 @@
                 <w:sz w:val="20"/>
                 <w:szCs w:val="20"/>
               </w:rPr>
-              <w:t xml:space="preserve">mié 18 nov</w:t>
+              <w:t xml:space="preserve">mié 25 nov</w:t>
             </w:r>
           </w:p>
         </w:tc>
@@ -1863,7 +1863,7 @@
                 <w:sz w:val="20"/>
                 <w:szCs w:val="20"/>
               </w:rPr>
-              <w:t xml:space="preserve">mié 25 nov</w:t>
+              <w:t xml:space="preserve">mié 2 dic</w:t>
             </w:r>
           </w:p>
         </w:tc>
@@ -1976,7 +1976,7 @@
                 <w:sz w:val="20"/>
                 <w:szCs w:val="20"/>
               </w:rPr>
-              <w:t xml:space="preserve">mié 2 dic</w:t>
+              <w:t xml:space="preserve">mié 9 dic</w:t>
             </w:r>
           </w:p>
         </w:tc>
